--- a/ISU_RESUME/Resume_Youwon Song.docx
+++ b/ISU_RESUME/Resume_Youwon Song.docx
@@ -159,7 +159,7 @@
           <w:szCs w:val="20"/>
           <w:lang w:eastAsia="ko-KR"/>
         </w:rPr>
-        <w:t>https://github.com/youwonsong/Resume</w:t>
+        <w:t>https://github.com/youwonsong/RESUME</w:t>
       </w:r>
     </w:p>
     <w:p>
@@ -271,27 +271,98 @@
       </w:r>
       <w:r>
         <w:rPr>
-          <w:rFonts w:ascii="Times New Roman" w:hAnsi="Times New Roman" w:cs="Times New Roman" w:hint="eastAsia"/>
-          <w:b/>
-          <w:bCs/>
-          <w:color w:val="000000" w:themeColor="text1"/>
-          <w:sz w:val="20"/>
-          <w:szCs w:val="20"/>
-          <w:lang w:eastAsia="ko-KR"/>
-        </w:rPr>
-        <w:t xml:space="preserve">                       </w:t>
-      </w:r>
-      <w:r>
-        <w:rPr>
-          <w:rFonts w:ascii="Times New Roman" w:hAnsi="Times New Roman" w:cs="Times New Roman" w:hint="eastAsia"/>
-          <w:b/>
-          <w:bCs/>
-          <w:color w:val="000000" w:themeColor="text1"/>
-          <w:sz w:val="20"/>
-          <w:szCs w:val="20"/>
-          <w:lang w:eastAsia="ko-KR"/>
-        </w:rPr>
-        <w:t xml:space="preserve">                     </w:t>
+          <w:rFonts w:ascii="Times New Roman" w:hAnsi="Times New Roman" w:cs="Times New Roman"/>
+          <w:b/>
+          <w:bCs/>
+          <w:color w:val="000000" w:themeColor="text1"/>
+          <w:sz w:val="20"/>
+          <w:szCs w:val="20"/>
+          <w:lang w:eastAsia="ko-KR"/>
+        </w:rPr>
+        <w:tab/>
+        <w:t xml:space="preserve">       </w:t>
+      </w:r>
+      <w:r>
+        <w:rPr>
+          <w:rFonts w:ascii="Times New Roman" w:hAnsi="Times New Roman" w:cs="Times New Roman" w:hint="eastAsia"/>
+          <w:b/>
+          <w:bCs/>
+          <w:sz w:val="20"/>
+          <w:szCs w:val="20"/>
+          <w:lang w:eastAsia="ko-KR"/>
+        </w:rPr>
+        <w:t>|</w:t>
+      </w:r>
+      <w:r>
+        <w:rPr>
+          <w:rFonts w:ascii="Times New Roman" w:hAnsi="Times New Roman" w:cs="Times New Roman"/>
+          <w:b/>
+          <w:bCs/>
+          <w:sz w:val="20"/>
+          <w:szCs w:val="20"/>
+          <w:lang w:eastAsia="ko-KR"/>
+        </w:rPr>
+        <w:t xml:space="preserve"> </w:t>
+      </w:r>
+      <w:r>
+        <w:rPr>
+          <w:rFonts w:ascii="Times New Roman" w:hAnsi="Times New Roman" w:cs="Times New Roman" w:hint="eastAsia"/>
+          <w:i/>
+          <w:iCs/>
+          <w:color w:val="000000" w:themeColor="text1"/>
+          <w:sz w:val="20"/>
+          <w:szCs w:val="20"/>
+          <w:lang w:eastAsia="ko-KR"/>
+        </w:rPr>
+        <w:t xml:space="preserve">January 2019 </w:t>
+      </w:r>
+      <w:r>
+        <w:rPr>
+          <w:rFonts w:ascii="Times New Roman" w:hAnsi="Times New Roman" w:cs="Times New Roman"/>
+          <w:i/>
+          <w:iCs/>
+          <w:color w:val="000000" w:themeColor="text1"/>
+          <w:sz w:val="20"/>
+          <w:szCs w:val="20"/>
+          <w:lang w:eastAsia="ko-KR"/>
+        </w:rPr>
+        <w:t>–</w:t>
+      </w:r>
+      <w:r>
+        <w:rPr>
+          <w:rFonts w:ascii="Times New Roman" w:hAnsi="Times New Roman" w:cs="Times New Roman" w:hint="eastAsia"/>
+          <w:i/>
+          <w:iCs/>
+          <w:color w:val="000000" w:themeColor="text1"/>
+          <w:sz w:val="20"/>
+          <w:szCs w:val="20"/>
+          <w:lang w:eastAsia="ko-KR"/>
+        </w:rPr>
+        <w:t xml:space="preserve"> May 202</w:t>
+      </w:r>
+      <w:r>
+        <w:rPr>
+          <w:rFonts w:ascii="Times New Roman" w:hAnsi="Times New Roman" w:cs="Times New Roman"/>
+          <w:i/>
+          <w:iCs/>
+          <w:color w:val="000000" w:themeColor="text1"/>
+          <w:sz w:val="20"/>
+          <w:szCs w:val="20"/>
+          <w:lang w:eastAsia="ko-KR"/>
+        </w:rPr>
+        <w:t>6</w:t>
+      </w:r>
+      <w:r>
+        <w:rPr>
+          <w:rFonts w:ascii="Times New Roman" w:hAnsi="Times New Roman" w:cs="Times New Roman"/>
+          <w:b/>
+          <w:bCs/>
+          <w:color w:val="000000" w:themeColor="text1"/>
+          <w:sz w:val="20"/>
+          <w:szCs w:val="20"/>
+          <w:lang w:eastAsia="ko-KR"/>
+        </w:rPr>
+        <w:t xml:space="preserve"> </w:t>
       </w:r>
       <w:r>
         <w:rPr>
@@ -312,86 +383,6 @@
           <w:lang w:eastAsia="ko-KR"/>
         </w:rPr>
         <w:t>achelor of Science in Computer Science</w:t>
-      </w:r>
-      <w:r>
-        <w:rPr>
-          <w:rFonts w:ascii="Times New Roman" w:hAnsi="Times New Roman" w:cs="Times New Roman" w:hint="eastAsia"/>
-          <w:color w:val="000000" w:themeColor="text1"/>
-          <w:sz w:val="20"/>
-          <w:szCs w:val="20"/>
-          <w:lang w:eastAsia="ko-KR"/>
-        </w:rPr>
-        <w:t xml:space="preserve"> </w:t>
-      </w:r>
-      <w:r>
-        <w:rPr>
-          <w:rFonts w:ascii="Times New Roman" w:hAnsi="Times New Roman" w:cs="Times New Roman" w:hint="eastAsia"/>
-          <w:b/>
-          <w:bCs/>
-          <w:sz w:val="20"/>
-          <w:szCs w:val="20"/>
-          <w:lang w:eastAsia="ko-KR"/>
-        </w:rPr>
-        <w:t>|</w:t>
-      </w:r>
-      <w:r>
-        <w:rPr>
-          <w:rFonts w:ascii="Times New Roman" w:hAnsi="Times New Roman" w:cs="Times New Roman"/>
-          <w:b/>
-          <w:bCs/>
-          <w:sz w:val="20"/>
-          <w:szCs w:val="20"/>
-          <w:lang w:eastAsia="ko-KR"/>
-        </w:rPr>
-        <w:t xml:space="preserve"> </w:t>
-      </w:r>
-      <w:r>
-        <w:rPr>
-          <w:rFonts w:ascii="Times New Roman" w:hAnsi="Times New Roman" w:cs="Times New Roman" w:hint="eastAsia"/>
-          <w:i/>
-          <w:iCs/>
-          <w:color w:val="000000" w:themeColor="text1"/>
-          <w:sz w:val="20"/>
-          <w:szCs w:val="20"/>
-          <w:lang w:eastAsia="ko-KR"/>
-        </w:rPr>
-        <w:t xml:space="preserve">January 2019 </w:t>
-      </w:r>
-      <w:r>
-        <w:rPr>
-          <w:rFonts w:ascii="Times New Roman" w:hAnsi="Times New Roman" w:cs="Times New Roman"/>
-          <w:i/>
-          <w:iCs/>
-          <w:color w:val="000000" w:themeColor="text1"/>
-          <w:sz w:val="20"/>
-          <w:szCs w:val="20"/>
-          <w:lang w:eastAsia="ko-KR"/>
-        </w:rPr>
-        <w:t>–</w:t>
-      </w:r>
-      <w:r>
-        <w:rPr>
-          <w:rFonts w:ascii="Times New Roman" w:hAnsi="Times New Roman" w:cs="Times New Roman" w:hint="eastAsia"/>
-          <w:i/>
-          <w:iCs/>
-          <w:color w:val="000000" w:themeColor="text1"/>
-          <w:sz w:val="20"/>
-          <w:szCs w:val="20"/>
-          <w:lang w:eastAsia="ko-KR"/>
-        </w:rPr>
-        <w:t xml:space="preserve"> May 202</w:t>
-      </w:r>
-      <w:r>
-        <w:rPr>
-          <w:rFonts w:ascii="Times New Roman" w:hAnsi="Times New Roman" w:cs="Times New Roman"/>
-          <w:i/>
-          <w:iCs/>
-          <w:color w:val="000000" w:themeColor="text1"/>
-          <w:sz w:val="20"/>
-          <w:szCs w:val="20"/>
-          <w:lang w:eastAsia="ko-KR"/>
-        </w:rPr>
-        <w:t>6</w:t>
       </w:r>
     </w:p>
     <w:p>
@@ -1100,7 +1091,29 @@
           <w:szCs w:val="20"/>
           <w:lang w:eastAsia="ko-KR"/>
         </w:rPr>
-        <w:t>Built a terminal-based Pokémon-inspired roguelike in C/C++ using ncurses, featuring turn-based gameplay and real-time dungeon rendering.</w:t>
+        <w:t xml:space="preserve">Built a terminal-based Pokémon-inspired roguelike in C/C++ using </w:t>
+      </w:r>
+      <w:proofErr w:type="spellStart"/>
+      <w:r>
+        <w:rPr>
+          <w:rFonts w:ascii="Times New Roman" w:hAnsi="Times New Roman" w:cs="Times New Roman"/>
+          <w:color w:val="000000" w:themeColor="text1"/>
+          <w:sz w:val="20"/>
+          <w:szCs w:val="20"/>
+          <w:lang w:eastAsia="ko-KR"/>
+        </w:rPr>
+        <w:t>ncurses</w:t>
+      </w:r>
+      <w:proofErr w:type="spellEnd"/>
+      <w:r>
+        <w:rPr>
+          <w:rFonts w:ascii="Times New Roman" w:hAnsi="Times New Roman" w:cs="Times New Roman"/>
+          <w:color w:val="000000" w:themeColor="text1"/>
+          <w:sz w:val="20"/>
+          <w:szCs w:val="20"/>
+          <w:lang w:eastAsia="ko-KR"/>
+        </w:rPr>
+        <w:t>, featuring turn-based gameplay and real-time dungeon rendering.</w:t>
       </w:r>
     </w:p>
     <w:p>
@@ -1792,7 +1805,19 @@
           <w:szCs w:val="20"/>
           <w:lang w:eastAsia="ko-KR"/>
         </w:rPr>
-        <w:t xml:space="preserve">      </w:t>
+        <w:t xml:space="preserve">    </w:t>
+      </w:r>
+      <w:r>
+        <w:rPr>
+          <w:rFonts w:ascii="Times New Roman" w:hAnsi="Times New Roman" w:cs="Times New Roman"/>
+          <w:b/>
+          <w:bCs/>
+          <w:color w:val="000000" w:themeColor="text1"/>
+          <w:sz w:val="20"/>
+          <w:szCs w:val="20"/>
+          <w:lang w:eastAsia="ko-KR"/>
+        </w:rPr>
+        <w:t xml:space="preserve">  </w:t>
       </w:r>
       <w:r>
         <w:rPr>
@@ -1926,7 +1951,7 @@
           <w:szCs w:val="20"/>
           <w:lang w:eastAsia="ko-KR"/>
         </w:rPr>
-        <w:t xml:space="preserve">                               </w:t>
+        <w:t xml:space="preserve">                              </w:t>
       </w:r>
       <w:r>
         <w:rPr>
@@ -2010,7 +2035,19 @@
           <w:szCs w:val="20"/>
           <w:lang w:eastAsia="ko-KR"/>
         </w:rPr>
-        <w:t>Jan 2026</w:t>
+        <w:t xml:space="preserve">May </w:t>
+      </w:r>
+      <w:r>
+        <w:rPr>
+          <w:rFonts w:ascii="Times New Roman" w:hAnsi="Times New Roman" w:cs="Times New Roman"/>
+          <w:i/>
+          <w:iCs/>
+          <w:color w:val="000000" w:themeColor="text1"/>
+          <w:sz w:val="20"/>
+          <w:szCs w:val="20"/>
+          <w:lang w:eastAsia="ko-KR"/>
+        </w:rPr>
+        <w:t>2026</w:t>
       </w:r>
     </w:p>
     <w:p>

--- a/ISU_RESUME/Resume_Youwon Song.docx
+++ b/ISU_RESUME/Resume_Youwon Song.docx
@@ -1493,6 +1493,16 @@
           <w:lang w:eastAsia="ko-KR"/>
         </w:rPr>
         <w:t>tive procurement.</w:t>
+      </w:r>
+      <w:r>
+        <w:rPr>
+          <w:rFonts w:ascii="Times New Roman" w:hAnsi="Times New Roman" w:cs="Times New Roman"/>
+          <w:color w:val="000000" w:themeColor="text1"/>
+          <w:sz w:val="20"/>
+          <w:szCs w:val="20"/>
+          <w:lang w:eastAsia="ko-KR"/>
+        </w:rPr>
+        <w:t xml:space="preserve">  </w:t>
       </w:r>
     </w:p>
     <w:p>
